--- a/Assignment Tuples And Lists.docx
+++ b/Assignment Tuples And Lists.docx
@@ -1358,16 +1358,7 @@
           <w:rFonts w:eastAsiaTheme="minorHAnsi"/>
           <w:lang w:val="en-IN" w:bidi="ta-IN"/>
         </w:rPr>
-        <w:t xml:space="preserve">Answer </w:t>
-      </w:r>
-      <w:bookmarkStart w:id="0" w:name="_GoBack"/>
-      <w:bookmarkEnd w:id="0"/>
-      <w:r>
-        <w:rPr>
-          <w:rFonts w:eastAsiaTheme="minorHAnsi"/>
-          <w:lang w:val="en-IN" w:bidi="ta-IN"/>
-        </w:rPr>
-        <w:t>:</w:t>
+        <w:t>Answer :</w:t>
       </w:r>
       <w:proofErr w:type="gramEnd"/>
       <w:r>
@@ -1398,7 +1389,7 @@
         <w:widowControl/>
         <w:numPr>
           <w:ilvl w:val="0"/>
-          <w:numId w:val="2"/>
+          <w:numId w:val="3"/>
         </w:numPr>
         <w:adjustRightInd w:val="0"/>
         <w:rPr>
@@ -1410,6 +1401,8 @@
           <w:lang w:val="en-IN" w:bidi="ta-IN"/>
         </w:rPr>
       </w:pPr>
+      <w:bookmarkStart w:id="0" w:name="_GoBack"/>
+      <w:bookmarkEnd w:id="0"/>
       <w:r>
         <w:rPr>
           <w:rFonts w:eastAsiaTheme="minorHAnsi"/>
@@ -1657,6 +1650,95 @@
     </w:lvl>
   </w:abstractNum>
   <w:abstractNum w:abstractNumId="1" w15:restartNumberingAfterBreak="0">
+    <w:nsid w:val="40F110C5"/>
+    <w:multiLevelType w:val="hybridMultilevel"/>
+    <w:tmpl w:val="2186760E"/>
+    <w:lvl w:ilvl="0" w:tplc="4009000F">
+      <w:start w:val="3"/>
+      <w:numFmt w:val="decimal"/>
+      <w:lvlText w:val="%1."/>
+      <w:lvlJc w:val="left"/>
+      <w:pPr>
+        <w:ind w:left="502" w:hanging="360"/>
+      </w:pPr>
+      <w:rPr>
+        <w:rFonts w:hint="default"/>
+      </w:rPr>
+    </w:lvl>
+    <w:lvl w:ilvl="1" w:tplc="40090019" w:tentative="1">
+      <w:start w:val="1"/>
+      <w:numFmt w:val="lowerLetter"/>
+      <w:lvlText w:val="%2."/>
+      <w:lvlJc w:val="left"/>
+      <w:pPr>
+        <w:ind w:left="1222" w:hanging="360"/>
+      </w:pPr>
+    </w:lvl>
+    <w:lvl w:ilvl="2" w:tplc="4009001B" w:tentative="1">
+      <w:start w:val="1"/>
+      <w:numFmt w:val="lowerRoman"/>
+      <w:lvlText w:val="%3."/>
+      <w:lvlJc w:val="right"/>
+      <w:pPr>
+        <w:ind w:left="1942" w:hanging="180"/>
+      </w:pPr>
+    </w:lvl>
+    <w:lvl w:ilvl="3" w:tplc="4009000F" w:tentative="1">
+      <w:start w:val="1"/>
+      <w:numFmt w:val="decimal"/>
+      <w:lvlText w:val="%4."/>
+      <w:lvlJc w:val="left"/>
+      <w:pPr>
+        <w:ind w:left="2662" w:hanging="360"/>
+      </w:pPr>
+    </w:lvl>
+    <w:lvl w:ilvl="4" w:tplc="40090019" w:tentative="1">
+      <w:start w:val="1"/>
+      <w:numFmt w:val="lowerLetter"/>
+      <w:lvlText w:val="%5."/>
+      <w:lvlJc w:val="left"/>
+      <w:pPr>
+        <w:ind w:left="3382" w:hanging="360"/>
+      </w:pPr>
+    </w:lvl>
+    <w:lvl w:ilvl="5" w:tplc="4009001B" w:tentative="1">
+      <w:start w:val="1"/>
+      <w:numFmt w:val="lowerRoman"/>
+      <w:lvlText w:val="%6."/>
+      <w:lvlJc w:val="right"/>
+      <w:pPr>
+        <w:ind w:left="4102" w:hanging="180"/>
+      </w:pPr>
+    </w:lvl>
+    <w:lvl w:ilvl="6" w:tplc="4009000F" w:tentative="1">
+      <w:start w:val="1"/>
+      <w:numFmt w:val="decimal"/>
+      <w:lvlText w:val="%7."/>
+      <w:lvlJc w:val="left"/>
+      <w:pPr>
+        <w:ind w:left="4822" w:hanging="360"/>
+      </w:pPr>
+    </w:lvl>
+    <w:lvl w:ilvl="7" w:tplc="40090019" w:tentative="1">
+      <w:start w:val="1"/>
+      <w:numFmt w:val="lowerLetter"/>
+      <w:lvlText w:val="%8."/>
+      <w:lvlJc w:val="left"/>
+      <w:pPr>
+        <w:ind w:left="5542" w:hanging="360"/>
+      </w:pPr>
+    </w:lvl>
+    <w:lvl w:ilvl="8" w:tplc="4009001B" w:tentative="1">
+      <w:start w:val="1"/>
+      <w:numFmt w:val="lowerRoman"/>
+      <w:lvlText w:val="%9."/>
+      <w:lvlJc w:val="right"/>
+      <w:pPr>
+        <w:ind w:left="6262" w:hanging="180"/>
+      </w:pPr>
+    </w:lvl>
+  </w:abstractNum>
+  <w:abstractNum w:abstractNumId="2" w15:restartNumberingAfterBreak="0">
     <w:nsid w:val="445C331B"/>
     <w:multiLevelType w:val="hybridMultilevel"/>
     <w:tmpl w:val="C37E5D84"/>
@@ -1778,10 +1860,13 @@
     </w:lvl>
   </w:abstractNum>
   <w:num w:numId="1">
-    <w:abstractNumId w:val="1"/>
+    <w:abstractNumId w:val="2"/>
   </w:num>
   <w:num w:numId="2">
     <w:abstractNumId w:val="0"/>
+  </w:num>
+  <w:num w:numId="3">
+    <w:abstractNumId w:val="1"/>
   </w:num>
 </w:numbering>
 </file>
